--- a/мат стат/закон расспредления/закон расс.docx
+++ b/мат стат/закон расспредления/закон расс.docx
@@ -4,419 +4,6 @@
   <w:body>
     <w:p>
       <w:pPr>
-        <w:jc w:val="center"/>
-        <w:rPr>
-          <w:rFonts w:ascii="Times New Roman" w:hAnsi="Times New Roman" w:cs="Times New Roman"/>
-          <w:lang w:val="ru-RU"/>
-        </w:rPr>
-      </w:pPr>
-      <w:r>
-        <w:rPr>
-          <w:rFonts w:ascii="Times New Roman" w:hAnsi="Times New Roman" w:cs="Times New Roman"/>
-          <w:lang w:val="ru-RU"/>
-        </w:rPr>
-        <w:t>МИНИСТЕРСТВО ПРОСВЕЩЕНИЯ РОССИЙСКОЙ ФЕДЕРАЦИИ ФЕДЕРАЛЬНОЕ ГОСУДАРСТВЕННОЕ БЮДЖЕТНОЕ</w:t>
-      </w:r>
-    </w:p>
-    <w:p>
-      <w:pPr>
-        <w:jc w:val="center"/>
-        <w:rPr>
-          <w:rFonts w:ascii="Times New Roman" w:hAnsi="Times New Roman" w:cs="Times New Roman"/>
-          <w:lang w:val="ru-RU"/>
-        </w:rPr>
-      </w:pPr>
-      <w:r>
-        <w:rPr>
-          <w:rFonts w:ascii="Times New Roman" w:hAnsi="Times New Roman" w:cs="Times New Roman"/>
-          <w:lang w:val="ru-RU"/>
-        </w:rPr>
-        <w:t>ОБРАЗОВАТЕЛЬНОЕ УЧРЕЖДЕНИЕ ВЫСШЕГО ОБРАЗОВАНИЯ</w:t>
-      </w:r>
-    </w:p>
-    <w:p>
-      <w:pPr>
-        <w:jc w:val="center"/>
-        <w:rPr>
-          <w:rFonts w:ascii="Times New Roman" w:hAnsi="Times New Roman" w:cs="Times New Roman"/>
-          <w:lang w:val="ru-RU"/>
-        </w:rPr>
-      </w:pPr>
-      <w:r>
-        <w:rPr>
-          <w:rFonts w:ascii="Times New Roman" w:hAnsi="Times New Roman" w:cs="Times New Roman"/>
-          <w:lang w:val="ru-RU"/>
-        </w:rPr>
-        <w:t>«РОССИЙСКИЙ ГОСУДАРСТВЕННЫЙ ПЕДАГОГИЧЕСКИЙ УНИВЕРСИТЕТ им. А. И. ГЕРЦЕНА»</w:t>
-      </w:r>
-    </w:p>
-    <w:p>
-      <w:pPr>
-        <w:rPr>
-          <w:rFonts w:ascii="Times New Roman" w:hAnsi="Times New Roman" w:cs="Times New Roman"/>
-          <w:lang w:val="ru-RU"/>
-        </w:rPr>
-      </w:pPr>
-      <w:r>
-        <w:rPr>
-          <w:rFonts w:ascii="Times New Roman" w:hAnsi="Times New Roman" w:cs="Times New Roman"/>
-          <w:noProof/>
-        </w:rPr>
-        <w:drawing>
-          <wp:anchor distT="0" distB="0" distL="114300" distR="114300" simplePos="0" relativeHeight="251659264" behindDoc="0" locked="0" layoutInCell="1" allowOverlap="1" wp14:anchorId="0FC9AFBC" wp14:editId="47676BCE">
-            <wp:simplePos x="0" y="0"/>
-            <wp:positionH relativeFrom="margin">
-              <wp:align>center</wp:align>
-            </wp:positionH>
-            <wp:positionV relativeFrom="paragraph">
-              <wp:posOffset>4445</wp:posOffset>
-            </wp:positionV>
-            <wp:extent cx="2400300" cy="2148840"/>
-            <wp:effectExtent l="0" t="0" r="0" b="3810"/>
-            <wp:wrapThrough wrapText="bothSides">
-              <wp:wrapPolygon edited="0">
-                <wp:start x="10114" y="0"/>
-                <wp:lineTo x="5143" y="1915"/>
-                <wp:lineTo x="3086" y="2872"/>
-                <wp:lineTo x="2057" y="4021"/>
-                <wp:lineTo x="1886" y="6128"/>
-                <wp:lineTo x="0" y="6128"/>
-                <wp:lineTo x="0" y="10149"/>
-                <wp:lineTo x="1714" y="12255"/>
-                <wp:lineTo x="2057" y="15128"/>
-                <wp:lineTo x="9257" y="18383"/>
-                <wp:lineTo x="10114" y="18383"/>
-                <wp:lineTo x="7886" y="19340"/>
-                <wp:lineTo x="7200" y="19915"/>
-                <wp:lineTo x="7371" y="21447"/>
-                <wp:lineTo x="14057" y="21447"/>
-                <wp:lineTo x="15086" y="19723"/>
-                <wp:lineTo x="14571" y="19149"/>
-                <wp:lineTo x="11657" y="18383"/>
-                <wp:lineTo x="12857" y="18383"/>
-                <wp:lineTo x="19543" y="15128"/>
-                <wp:lineTo x="19886" y="12447"/>
-                <wp:lineTo x="19200" y="12255"/>
-                <wp:lineTo x="21429" y="10532"/>
-                <wp:lineTo x="21429" y="6128"/>
-                <wp:lineTo x="19543" y="6128"/>
-                <wp:lineTo x="19371" y="4021"/>
-                <wp:lineTo x="18686" y="2872"/>
-                <wp:lineTo x="11143" y="0"/>
-                <wp:lineTo x="10114" y="0"/>
-              </wp:wrapPolygon>
-            </wp:wrapThrough>
-            <wp:docPr id="1" name="Image 1" descr="Корпоративный стиль"/>
-            <wp:cNvGraphicFramePr/>
-            <a:graphic xmlns:a="http://schemas.openxmlformats.org/drawingml/2006/main">
-              <a:graphicData uri="http://schemas.openxmlformats.org/drawingml/2006/picture">
-                <pic:pic xmlns:pic="http://schemas.openxmlformats.org/drawingml/2006/picture">
-                  <pic:nvPicPr>
-                    <pic:cNvPr id="1" name="Image 1" descr="Корпоративный стиль"/>
-                    <pic:cNvPicPr/>
-                  </pic:nvPicPr>
-                  <pic:blipFill>
-                    <a:blip r:embed="rId4" cstate="print">
-                      <a:extLst>
-                        <a:ext uri="{28A0092B-C50C-407E-A947-70E740481C1C}">
-                          <a14:useLocalDpi xmlns:a14="http://schemas.microsoft.com/office/drawing/2010/main" val="0"/>
-                        </a:ext>
-                      </a:extLst>
-                    </a:blip>
-                    <a:stretch>
-                      <a:fillRect/>
-                    </a:stretch>
-                  </pic:blipFill>
-                  <pic:spPr>
-                    <a:xfrm>
-                      <a:off x="0" y="0"/>
-                      <a:ext cx="2400300" cy="2148840"/>
-                    </a:xfrm>
-                    <a:prstGeom prst="rect">
-                      <a:avLst/>
-                    </a:prstGeom>
-                  </pic:spPr>
-                </pic:pic>
-              </a:graphicData>
-            </a:graphic>
-            <wp14:sizeRelH relativeFrom="margin">
-              <wp14:pctWidth>0</wp14:pctWidth>
-            </wp14:sizeRelH>
-            <wp14:sizeRelV relativeFrom="margin">
-              <wp14:pctHeight>0</wp14:pctHeight>
-            </wp14:sizeRelV>
-          </wp:anchor>
-        </w:drawing>
-      </w:r>
-    </w:p>
-    <w:p>
-      <w:pPr>
-        <w:rPr>
-          <w:rFonts w:ascii="Times New Roman" w:hAnsi="Times New Roman" w:cs="Times New Roman"/>
-          <w:lang w:val="ru-RU"/>
-        </w:rPr>
-      </w:pPr>
-    </w:p>
-    <w:p>
-      <w:pPr>
-        <w:rPr>
-          <w:rFonts w:ascii="Times New Roman" w:hAnsi="Times New Roman" w:cs="Times New Roman"/>
-          <w:lang w:val="ru-RU"/>
-        </w:rPr>
-      </w:pPr>
-    </w:p>
-    <w:p>
-      <w:pPr>
-        <w:rPr>
-          <w:rFonts w:ascii="Times New Roman" w:hAnsi="Times New Roman" w:cs="Times New Roman"/>
-          <w:lang w:val="ru-RU"/>
-        </w:rPr>
-      </w:pPr>
-    </w:p>
-    <w:p>
-      <w:pPr>
-        <w:rPr>
-          <w:rFonts w:ascii="Times New Roman" w:hAnsi="Times New Roman" w:cs="Times New Roman"/>
-          <w:lang w:val="ru-RU"/>
-        </w:rPr>
-      </w:pPr>
-    </w:p>
-    <w:p>
-      <w:pPr>
-        <w:rPr>
-          <w:rFonts w:ascii="Times New Roman" w:hAnsi="Times New Roman" w:cs="Times New Roman"/>
-          <w:lang w:val="ru-RU"/>
-        </w:rPr>
-      </w:pPr>
-    </w:p>
-    <w:p>
-      <w:pPr>
-        <w:rPr>
-          <w:rFonts w:ascii="Times New Roman" w:hAnsi="Times New Roman" w:cs="Times New Roman"/>
-          <w:lang w:val="ru-RU"/>
-        </w:rPr>
-      </w:pPr>
-    </w:p>
-    <w:p>
-      <w:pPr>
-        <w:jc w:val="center"/>
-        <w:rPr>
-          <w:rFonts w:ascii="Times New Roman" w:hAnsi="Times New Roman" w:cs="Times New Roman"/>
-          <w:lang w:val="ru-RU"/>
-        </w:rPr>
-      </w:pPr>
-    </w:p>
-    <w:p>
-      <w:pPr>
-        <w:jc w:val="center"/>
-        <w:rPr>
-          <w:rFonts w:ascii="Times New Roman" w:hAnsi="Times New Roman" w:cs="Times New Roman"/>
-          <w:lang w:val="ru-RU"/>
-        </w:rPr>
-      </w:pPr>
-      <w:r>
-        <w:rPr>
-          <w:rFonts w:ascii="Times New Roman" w:hAnsi="Times New Roman" w:cs="Times New Roman"/>
-          <w:lang w:val="ru-RU"/>
-        </w:rPr>
-        <w:t>Направление подготовки/специальность 09.03.01 – Информатика и вычислительная техника</w:t>
-      </w:r>
-    </w:p>
-    <w:p>
-      <w:pPr>
-        <w:jc w:val="center"/>
-        <w:rPr>
-          <w:rFonts w:ascii="Times New Roman" w:hAnsi="Times New Roman" w:cs="Times New Roman"/>
-          <w:lang w:val="ru-RU"/>
-        </w:rPr>
-      </w:pPr>
-    </w:p>
-    <w:p>
-      <w:pPr>
-        <w:jc w:val="center"/>
-        <w:rPr>
-          <w:rFonts w:ascii="Times New Roman" w:hAnsi="Times New Roman" w:cs="Times New Roman"/>
-          <w:lang w:val="ru-RU"/>
-        </w:rPr>
-      </w:pPr>
-      <w:r>
-        <w:rPr>
-          <w:rFonts w:ascii="Times New Roman" w:hAnsi="Times New Roman" w:cs="Times New Roman"/>
-          <w:lang w:val="ru-RU"/>
-        </w:rPr>
-        <w:t>Профиль</w:t>
-      </w:r>
-    </w:p>
-    <w:p>
-      <w:pPr>
-        <w:jc w:val="center"/>
-        <w:rPr>
-          <w:rFonts w:ascii="Times New Roman" w:hAnsi="Times New Roman" w:cs="Times New Roman"/>
-          <w:lang w:val="ru-RU"/>
-        </w:rPr>
-      </w:pPr>
-      <w:r>
-        <w:rPr>
-          <w:rFonts w:ascii="Times New Roman" w:hAnsi="Times New Roman" w:cs="Times New Roman"/>
-          <w:lang w:val="ru-RU"/>
-        </w:rPr>
-        <w:t>«Технологии разработки программного обеспечения и обработки больших данных»</w:t>
-      </w:r>
-    </w:p>
-    <w:p>
-      <w:pPr>
-        <w:jc w:val="center"/>
-        <w:rPr>
-          <w:rFonts w:ascii="Times New Roman" w:hAnsi="Times New Roman" w:cs="Times New Roman"/>
-          <w:lang w:val="ru-RU"/>
-        </w:rPr>
-      </w:pPr>
-    </w:p>
-    <w:p>
-      <w:pPr>
-        <w:jc w:val="center"/>
-        <w:rPr>
-          <w:rFonts w:ascii="Times New Roman" w:hAnsi="Times New Roman" w:cs="Times New Roman"/>
-          <w:b/>
-        </w:rPr>
-      </w:pPr>
-      <w:r>
-        <w:rPr>
-          <w:rFonts w:ascii="Times New Roman" w:hAnsi="Times New Roman" w:cs="Times New Roman"/>
-          <w:b/>
-          <w:lang w:val="ru-RU"/>
-        </w:rPr>
-        <w:t xml:space="preserve">Лабораторная работа </w:t>
-      </w:r>
-    </w:p>
-    <w:p>
-      <w:pPr>
-        <w:jc w:val="center"/>
-        <w:rPr>
-          <w:rFonts w:ascii="Times New Roman" w:hAnsi="Times New Roman" w:cs="Times New Roman"/>
-          <w:lang w:val="ru-RU"/>
-        </w:rPr>
-      </w:pPr>
-      <w:r>
-        <w:rPr>
-          <w:rFonts w:ascii="Times New Roman" w:hAnsi="Times New Roman" w:cs="Times New Roman"/>
-          <w:lang w:val="ru-RU"/>
-        </w:rPr>
-        <w:t>«</w:t>
-      </w:r>
-      <w:r>
-        <w:rPr>
-          <w:rFonts w:ascii="Times New Roman" w:hAnsi="Times New Roman" w:cs="Times New Roman"/>
-          <w:lang w:val="ru-RU"/>
-        </w:rPr>
-        <w:t>ПРИБЛИЖЕННЫЕ МЕТОДЫ ОЦЕНКИ СООТВЕТСТВИЯ ЭМПИРИЧЕСКИХ И ТЕОРЕТИЧЕСКИХ ФУНКЦИЙ</w:t>
-      </w:r>
-      <w:r>
-        <w:rPr>
-          <w:rFonts w:ascii="Times New Roman" w:hAnsi="Times New Roman" w:cs="Times New Roman"/>
-          <w:lang w:val="ru-RU"/>
-        </w:rPr>
-        <w:t>»</w:t>
-      </w:r>
-    </w:p>
-    <w:p>
-      <w:pPr>
-        <w:rPr>
-          <w:rFonts w:ascii="Times New Roman" w:hAnsi="Times New Roman" w:cs="Times New Roman"/>
-          <w:lang w:val="ru-RU"/>
-        </w:rPr>
-      </w:pPr>
-    </w:p>
-    <w:p>
-      <w:pPr>
-        <w:rPr>
-          <w:rFonts w:ascii="Times New Roman" w:hAnsi="Times New Roman" w:cs="Times New Roman"/>
-        </w:rPr>
-      </w:pPr>
-    </w:p>
-    <w:p>
-      <w:pPr>
-        <w:jc w:val="right"/>
-        <w:rPr>
-          <w:rFonts w:ascii="Times New Roman" w:hAnsi="Times New Roman" w:cs="Times New Roman"/>
-          <w:lang w:val="ru-RU"/>
-        </w:rPr>
-      </w:pPr>
-      <w:r>
-        <w:rPr>
-          <w:rFonts w:ascii="Times New Roman" w:hAnsi="Times New Roman" w:cs="Times New Roman"/>
-          <w:lang w:val="ru-RU"/>
-        </w:rPr>
-        <w:t xml:space="preserve">Обучающегося 2 курса </w:t>
-      </w:r>
-    </w:p>
-    <w:p>
-      <w:pPr>
-        <w:jc w:val="right"/>
-        <w:rPr>
-          <w:rFonts w:ascii="Times New Roman" w:hAnsi="Times New Roman" w:cs="Times New Roman"/>
-          <w:lang w:val="ru-RU"/>
-        </w:rPr>
-      </w:pPr>
-      <w:r>
-        <w:rPr>
-          <w:rFonts w:ascii="Times New Roman" w:hAnsi="Times New Roman" w:cs="Times New Roman"/>
-          <w:lang w:val="ru-RU"/>
-        </w:rPr>
-        <w:t>очной формы обучения</w:t>
-      </w:r>
-    </w:p>
-    <w:p>
-      <w:pPr>
-        <w:jc w:val="right"/>
-        <w:rPr>
-          <w:rFonts w:ascii="Times New Roman" w:hAnsi="Times New Roman" w:cs="Times New Roman"/>
-          <w:lang w:val="ru-RU"/>
-        </w:rPr>
-      </w:pPr>
-      <w:proofErr w:type="spellStart"/>
-      <w:r>
-        <w:rPr>
-          <w:rFonts w:ascii="Times New Roman" w:hAnsi="Times New Roman" w:cs="Times New Roman"/>
-          <w:lang w:val="ru-RU"/>
-        </w:rPr>
-        <w:t>Элизбарян</w:t>
-      </w:r>
-      <w:proofErr w:type="spellEnd"/>
-      <w:r>
-        <w:rPr>
-          <w:rFonts w:ascii="Times New Roman" w:hAnsi="Times New Roman" w:cs="Times New Roman"/>
-          <w:lang w:val="ru-RU"/>
-        </w:rPr>
-        <w:t xml:space="preserve"> Эмина </w:t>
-      </w:r>
-      <w:proofErr w:type="spellStart"/>
-      <w:r>
-        <w:rPr>
-          <w:rFonts w:ascii="Times New Roman" w:hAnsi="Times New Roman" w:cs="Times New Roman"/>
-          <w:lang w:val="ru-RU"/>
-        </w:rPr>
-        <w:t>Ваниковича</w:t>
-      </w:r>
-      <w:proofErr w:type="spellEnd"/>
-    </w:p>
-    <w:p>
-      <w:pPr>
-        <w:jc w:val="center"/>
-        <w:rPr>
-          <w:rFonts w:ascii="Times New Roman" w:hAnsi="Times New Roman" w:cs="Times New Roman"/>
-        </w:rPr>
-      </w:pPr>
-      <w:r>
-        <w:rPr>
-          <w:rFonts w:ascii="Times New Roman" w:hAnsi="Times New Roman" w:cs="Times New Roman"/>
-          <w:lang w:val="ru-RU"/>
-        </w:rPr>
-        <w:t>Санкт-Петербург 2025</w:t>
-      </w:r>
-    </w:p>
-    <w:p>
-      <w:pPr>
         <w:rPr>
           <w:rFonts w:ascii="Times New Roman" w:hAnsi="Times New Roman" w:cs="Times New Roman"/>
           <w:b/>
@@ -435,7 +22,6 @@
           <w:szCs w:val="28"/>
           <w:lang w:val="ru-RU"/>
         </w:rPr>
-        <w:lastRenderedPageBreak/>
         <w:t>Метод 1</w:t>
       </w:r>
     </w:p>
@@ -443,6 +29,7 @@
       <w:pPr>
         <w:rPr>
           <w:rFonts w:ascii="Times New Roman" w:hAnsi="Times New Roman" w:cs="Times New Roman"/>
+          <w:lang w:val="ru-RU"/>
         </w:rPr>
       </w:pPr>
       <w:r>
@@ -450,14 +37,7 @@
           <w:rFonts w:ascii="Times New Roman" w:hAnsi="Times New Roman" w:cs="Times New Roman"/>
           <w:lang w:val="ru-RU"/>
         </w:rPr>
-        <w:t>Если с достаточно высокой степенью точности выполняются следующие условия</w:t>
-      </w:r>
-      <w:r>
-        <w:rPr>
-          <w:rFonts w:ascii="Times New Roman" w:hAnsi="Times New Roman" w:cs="Times New Roman"/>
-          <w:lang w:val="ru-RU"/>
-        </w:rPr>
-        <w:t>:</w:t>
+        <w:t>Если с достаточно высокой степенью точности выполняются следующие условия:</w:t>
       </w:r>
     </w:p>
     <w:p>
@@ -677,6 +257,7 @@
       <w:r>
         <w:rPr>
           <w:rFonts w:ascii="Times New Roman" w:eastAsiaTheme="minorEastAsia" w:hAnsi="Times New Roman" w:cs="Times New Roman"/>
+          <w:noProof/>
         </w:rPr>
         <w:drawing>
           <wp:inline distT="0" distB="0" distL="0" distR="0" wp14:anchorId="10FAE60D" wp14:editId="05AAAB2D">
@@ -694,7 +275,7 @@
                     <pic:cNvPicPr/>
                   </pic:nvPicPr>
                   <pic:blipFill>
-                    <a:blip r:embed="rId5"/>
+                    <a:blip r:embed="rId4"/>
                     <a:stretch>
                       <a:fillRect/>
                     </a:stretch>
@@ -733,13 +314,20 @@
         <w:rPr>
           <w:rFonts w:ascii="Times New Roman" w:eastAsiaTheme="minorEastAsia" w:hAnsi="Times New Roman" w:cs="Times New Roman"/>
         </w:rPr>
-        <w:t xml:space="preserve">n – </w:t>
+        <w:t>n</w:t>
       </w:r>
       <w:r>
         <w:rPr>
           <w:rFonts w:ascii="Times New Roman" w:eastAsiaTheme="minorEastAsia" w:hAnsi="Times New Roman" w:cs="Times New Roman"/>
           <w:lang w:val="ru-RU"/>
         </w:rPr>
+        <w:t xml:space="preserve"> – </w:t>
+      </w:r>
+      <w:r>
+        <w:rPr>
+          <w:rFonts w:ascii="Times New Roman" w:eastAsiaTheme="minorEastAsia" w:hAnsi="Times New Roman" w:cs="Times New Roman"/>
+          <w:lang w:val="ru-RU"/>
+        </w:rPr>
         <w:t>объём выборки</w:t>
       </w:r>
     </w:p>
@@ -755,6 +343,7 @@
       <w:pPr>
         <w:rPr>
           <w:rFonts w:ascii="Times New Roman" w:eastAsiaTheme="minorEastAsia" w:hAnsi="Times New Roman" w:cs="Times New Roman"/>
+          <w:lang w:val="ru-RU"/>
         </w:rPr>
       </w:pPr>
       <w:r>
@@ -767,6 +356,7 @@
       <w:r>
         <w:rPr>
           <w:rFonts w:ascii="Times New Roman" w:eastAsiaTheme="minorEastAsia" w:hAnsi="Times New Roman" w:cs="Times New Roman"/>
+          <w:lang w:val="ru-RU"/>
         </w:rPr>
         <w:t>:</w:t>
       </w:r>
@@ -781,6 +371,7 @@
       <w:r>
         <w:rPr>
           <w:rFonts w:ascii="Times New Roman" w:eastAsiaTheme="minorEastAsia" w:hAnsi="Times New Roman" w:cs="Times New Roman"/>
+          <w:noProof/>
           <w:lang w:val="ru-RU"/>
         </w:rPr>
         <w:drawing>
@@ -799,7 +390,7 @@
                     <pic:cNvPicPr/>
                   </pic:nvPicPr>
                   <pic:blipFill>
-                    <a:blip r:embed="rId6"/>
+                    <a:blip r:embed="rId5"/>
                     <a:stretch>
                       <a:fillRect/>
                     </a:stretch>
@@ -821,6 +412,11 @@
       </w:r>
     </w:p>
     <w:p>
+      <w:pPr>
+        <w:rPr>
+          <w:lang w:val="ru-RU"/>
+        </w:rPr>
+      </w:pPr>
       <w:r>
         <w:rPr>
           <w:lang w:val="ru-RU"/>
@@ -828,7 +424,13 @@
         <w:t>считается, что ряд распределен по нормальному закону</w:t>
       </w:r>
     </w:p>
-    <w:p/>
+    <w:p>
+      <w:pPr>
+        <w:rPr>
+          <w:lang w:val="ru-RU"/>
+        </w:rPr>
+      </w:pPr>
+    </w:p>
     <w:p>
       <w:pPr>
         <w:jc w:val="center"/>
@@ -1335,6 +937,11 @@
       </w:pPr>
     </w:p>
     <w:p>
+      <w:pPr>
+        <w:rPr>
+          <w:lang w:val="ru-RU"/>
+        </w:rPr>
+      </w:pPr>
       <w:r>
         <w:rPr>
           <w:lang w:val="ru-RU"/>
@@ -1505,6 +1112,7 @@
           <w:bCs/>
           <w:sz w:val="28"/>
           <w:szCs w:val="28"/>
+          <w:lang w:val="ru-RU"/>
         </w:rPr>
       </w:pPr>
     </w:p>
@@ -1569,6 +1177,7 @@
       </w:pPr>
       <w:r>
         <w:rPr>
+          <w:noProof/>
           <w:lang w:val="ru-RU"/>
         </w:rPr>
         <w:drawing>
@@ -1587,7 +1196,7 @@
                     <pic:cNvPicPr/>
                   </pic:nvPicPr>
                   <pic:blipFill>
-                    <a:blip r:embed="rId7"/>
+                    <a:blip r:embed="rId6"/>
                     <a:stretch>
                       <a:fillRect/>
                     </a:stretch>
@@ -1927,6 +1536,7 @@
           <w:kern w:val="0"/>
           <w:sz w:val="22"/>
           <w:szCs w:val="22"/>
+          <w:lang w:val="ru-RU"/>
           <w14:ligatures w14:val="none"/>
         </w:rPr>
       </w:pPr>
@@ -2393,6 +2003,7 @@
         <w:rPr>
           <w:b/>
           <w:bCs/>
+          <w:noProof/>
           <w:lang w:val="ru-RU"/>
         </w:rPr>
         <w:lastRenderedPageBreak/>
@@ -2412,7 +2023,7 @@
                     <pic:cNvPicPr/>
                   </pic:nvPicPr>
                   <pic:blipFill>
-                    <a:blip r:embed="rId8"/>
+                    <a:blip r:embed="rId7"/>
                     <a:stretch>
                       <a:fillRect/>
                     </a:stretch>
@@ -2441,53 +2052,36 @@
           <w:lang w:val="ru-RU"/>
         </w:rPr>
       </w:pPr>
-      <w:proofErr w:type="spellStart"/>
-      <w:r>
-        <w:rPr>
-          <w:b/>
-          <w:bCs/>
-        </w:rPr>
-        <w:t>где</w:t>
-      </w:r>
-      <w:proofErr w:type="spellEnd"/>
-      <w:r>
-        <w:rPr>
-          <w:b/>
-          <w:bCs/>
-        </w:rPr>
-        <w:t xml:space="preserve"> B – </w:t>
-      </w:r>
-      <w:proofErr w:type="spellStart"/>
-      <w:r>
-        <w:rPr>
-          <w:b/>
-          <w:bCs/>
-        </w:rPr>
-        <w:t>число</w:t>
-      </w:r>
-      <w:proofErr w:type="spellEnd"/>
-      <w:r>
-        <w:rPr>
-          <w:b/>
-          <w:bCs/>
-        </w:rPr>
-        <w:t xml:space="preserve"> </w:t>
-      </w:r>
-      <w:proofErr w:type="spellStart"/>
-      <w:r>
-        <w:rPr>
-          <w:b/>
-          <w:bCs/>
-        </w:rPr>
-        <w:t>Вестергарда</w:t>
-      </w:r>
-      <w:proofErr w:type="spellEnd"/>
-    </w:p>
-    <w:p>
-      <w:pPr>
-        <w:rPr>
-          <w:b/>
-          <w:bCs/>
+      <w:r>
+        <w:rPr>
+          <w:b/>
+          <w:bCs/>
+          <w:lang w:val="ru-RU"/>
+        </w:rPr>
+        <w:t xml:space="preserve">где </w:t>
+      </w:r>
+      <w:r>
+        <w:rPr>
+          <w:b/>
+          <w:bCs/>
+        </w:rPr>
+        <w:t>B</w:t>
+      </w:r>
+      <w:r>
+        <w:rPr>
+          <w:b/>
+          <w:bCs/>
+          <w:lang w:val="ru-RU"/>
+        </w:rPr>
+        <w:t xml:space="preserve"> – число Вестергарда</w:t>
+      </w:r>
+    </w:p>
+    <w:p>
+      <w:pPr>
+        <w:rPr>
+          <w:b/>
+          <w:bCs/>
+          <w:lang w:val="ru-RU"/>
         </w:rPr>
       </w:pPr>
       <w:r>
@@ -2502,6 +2096,7 @@
         <w:rPr>
           <w:b/>
           <w:bCs/>
+          <w:lang w:val="ru-RU"/>
         </w:rPr>
         <w:t xml:space="preserve">: </w:t>
       </w:r>
@@ -3092,6 +2687,7 @@
         <w:rPr>
           <w:b/>
           <w:bCs/>
+          <w:noProof/>
           <w:lang w:val="ru-RU"/>
         </w:rPr>
         <w:drawing>
@@ -3110,7 +2706,7 @@
                     <pic:cNvPicPr/>
                   </pic:nvPicPr>
                   <pic:blipFill>
-                    <a:blip r:embed="rId9"/>
+                    <a:blip r:embed="rId8"/>
                     <a:stretch>
                       <a:fillRect/>
                     </a:stretch>
@@ -3161,6 +2757,7 @@
         <w:rPr>
           <w:b/>
           <w:bCs/>
+          <w:noProof/>
           <w:lang w:val="ru-RU"/>
         </w:rPr>
         <w:drawing>
@@ -3179,7 +2776,7 @@
                     <pic:cNvPicPr/>
                   </pic:nvPicPr>
                   <pic:blipFill>
-                    <a:blip r:embed="rId10"/>
+                    <a:blip r:embed="rId9"/>
                     <a:stretch>
                       <a:fillRect/>
                     </a:stretch>
@@ -3222,6 +2819,7 @@
         <w:rPr>
           <w:b/>
           <w:bCs/>
+          <w:lang w:val="ru-RU"/>
         </w:rPr>
       </w:pPr>
     </w:p>
@@ -3490,6 +3088,7 @@
           <w:rFonts w:eastAsiaTheme="minorEastAsia"/>
           <w:b/>
           <w:bCs/>
+          <w:lang w:val="ru-RU"/>
         </w:rPr>
       </w:pPr>
       <w:r>
@@ -3506,6 +3105,7 @@
           <w:rFonts w:eastAsiaTheme="minorEastAsia"/>
           <w:b/>
           <w:bCs/>
+          <w:lang w:val="ru-RU"/>
         </w:rPr>
         <w:t>:</w:t>
       </w:r>
@@ -3513,6 +3113,17 @@
     <w:p>
       <w:pPr>
         <w:spacing w:after="0" w:line="240" w:lineRule="auto"/>
+        <w:rPr>
+          <w:rFonts w:ascii="Calibri" w:eastAsia="Times New Roman" w:hAnsi="Calibri" w:cs="Calibri"/>
+          <w:color w:val="000000"/>
+          <w:kern w:val="0"/>
+          <w:sz w:val="22"/>
+          <w:szCs w:val="22"/>
+          <w:lang w:val="ru-RU"/>
+          <w14:ligatures w14:val="none"/>
+        </w:rPr>
+      </w:pPr>
+      <w:r>
         <w:rPr>
           <w:rFonts w:ascii="Calibri" w:eastAsia="Times New Roman" w:hAnsi="Calibri" w:cs="Calibri"/>
           <w:color w:val="000000"/>
@@ -3521,16 +3132,6 @@
           <w:szCs w:val="22"/>
           <w14:ligatures w14:val="none"/>
         </w:rPr>
-      </w:pPr>
-      <w:r>
-        <w:rPr>
-          <w:rFonts w:ascii="Calibri" w:eastAsia="Times New Roman" w:hAnsi="Calibri" w:cs="Calibri"/>
-          <w:color w:val="000000"/>
-          <w:kern w:val="0"/>
-          <w:sz w:val="22"/>
-          <w:szCs w:val="22"/>
-          <w14:ligatures w14:val="none"/>
-        </w:rPr>
         <w:t>FALSE</w:t>
       </w:r>
     </w:p>
@@ -3539,6 +3140,7 @@
         <w:rPr>
           <w:b/>
           <w:bCs/>
+          <w:lang w:val="ru-RU"/>
         </w:rPr>
       </w:pPr>
     </w:p>
@@ -3574,6 +3176,7 @@
         <w:rPr>
           <w:b/>
           <w:bCs/>
+          <w:lang w:val="ru-RU"/>
         </w:rPr>
       </w:pPr>
       <w:r>
@@ -3588,6 +3191,7 @@
         <w:rPr>
           <w:b/>
           <w:bCs/>
+          <w:lang w:val="ru-RU"/>
         </w:rPr>
         <w:t>:</w:t>
       </w:r>
@@ -4367,6 +3971,7 @@
   <w:style w:type="character" w:default="1" w:styleId="DefaultParagraphFont">
     <w:name w:val="Default Paragraph Font"/>
     <w:uiPriority w:val="1"/>
+    <w:semiHidden/>
     <w:unhideWhenUsed/>
   </w:style>
   <w:style w:type="table" w:default="1" w:styleId="TableNormal">
